--- a/Ban_cuoi/Ban_chinh_sua_02-10-2026/Chuong_2_Thuc_trang_quan_ly_quyen_SHTT.docx
+++ b/Ban_cuoi/Ban_chinh_sua_02-10-2026/Chuong_2_Thuc_trang_quan_ly_quyen_SHTT.docx
@@ -3169,7 +3169,7 @@
         <w:rPr>
           <w:szCs w:val="26"/>
         </w:rPr>
-        <w:t>Tính trên toàn bộ nhân sự, gồm cả khối hành chính, 252 người trong danh sách năm 2026 tương ứng 246 tên khác nhau do có 6 trường hợp trùng họ tên. Theo quy tắc so khớp giữ dấu và đúng thứ tự họ tên, 87 trên 246 tên, tức 35,4%, đứng tên ít nhất một bài báo trong năm năm; hệ số Gini về số bài là 0,832, và trong nhóm có công bố, 10% người dẫn đầu chiếm 39,7% số lượt đứng tên. Nếu chấp nhận cả cách viết không dấu trong bài quốc tế, số tên có bài là 103, tức 41,9%, và hệ số Gini là 0,822; nhận định về mức độ tập trung không đổi giữa hai quy tắc. Lực lượng nghiên cứu nòng cốt vì vậy còn tương đối mỏng so với quy mô Nhà trường. Viện Y - Dược là nơi phát sinh 9 trên 11 sản phẩm đề tài có tiềm năng tạo lập tài sản trí tuệ và đơn sáng chế duy nhất trong kỳ; số lượng công bố và khả năng hình thành tài sản trí tuệ là hai thước đo khác nhau, cần được theo dõi riêng.</w:t>
+        <w:t>Phân tích thăm dò dưới đây đối chiếu danh sách tác giả của hai danh mục bài báo với 252 người trong danh sách nhân sự năm 2026, gồm cả khối hành chính. Danh sách năm 2026 không gồm người đã nghỉ và có người mới tuyển, nên kết quả không phản ánh đúng đội ngũ từng năm 2021 - 2025. Đơn vị đếm là người; 12 người thuộc 6 nhóm trùng họ tên là những người khác nhau nhưng không phân biệt được trong danh mục bài báo, nên không được gán bài; trong đó 8 người có họ tên xuất hiện trong danh sách tác giả. Trong 240 người còn lại, theo quy tắc so khớp giữ dấu và đúng thứ tự họ tên, 83 người, tức 34,6%, đứng tên ít nhất một bài báo trong năm năm; hệ số Gini về số bài là 0,836, và trong nhóm có công bố, 10% người dẫn đầu chiếm 38,3% số lượt đứng tên. Nếu chấp nhận cả cách viết không dấu trong bài quốc tế, số người có bài là 99, tức 41,2%, và hệ số Gini là 0,827. Kết quả gợi ý hoạt động công bố tập trung ở một nhóm tương đối nhỏ trong số nhân sự hiện tại; muốn kết luận về quy mô lực lượng nghiên cứu cần đối chiếu theo mã nhân sự với danh sách từng năm. Viện Y - Dược là nơi phát sinh 9 trên 11 sản phẩm đề tài có tiềm năng tạo lập tài sản trí tuệ và đơn sáng chế duy nhất trong kỳ; số lượng công bố và khả năng hình thành tài sản trí tuệ là hai thước đo khác nhau, cần được theo dõi riêng.</w:t>
       </w:r>
     </w:p>
     <w:p>
@@ -4264,7 +4264,7 @@
         <w:rPr>
           <w:szCs w:val="26"/>
         </w:rPr>
-        <w:t>Hình 2.2 cho thấy, trên cùng nguồn thu sau chi phí, phần dành cho tác giả theo hai điểm bằng nhau cho đến khoảng 333 triệu đồng; từ mức này, phần theo điểm a không tăng thêm do mức trần 100 triệu đồng một đề tài. Vì hai điểm áp dụng cho hai phạm vi khác nhau, khác biệt này không phải là xung đột giữa hai quy định mà thể hiện tác động của mức trần đối với đề tài sử dụng ngân sách nhà nước.</w:t>
+        <w:t>Hình 2.2 cho thấy, trên cùng nguồn thu sau chi phí, phần dành cho tác giả theo hai điểm bằng nhau cho đến khoảng 333 triệu đồng; từ mức này, phần theo điểm a không tăng thêm do mức trần 100 triệu đồng một đề tài. Vì hai điểm áp dụng cho hai phạm vi khác nhau, khác biệt này tự nó chưa cho thấy xung đột giữa hai quy định mà thể hiện tác động của mức trần đối với đề tài sử dụng ngân sách nhà nước.</w:t>
       </w:r>
     </w:p>
     <w:p>
@@ -10187,7 +10187,7 @@
         <w:rPr>
           <w:szCs w:val="26"/>
         </w:rPr>
-        <w:t>Thứ ba, năng lực nghiên cứu tăng nhanh: số bài báo tăng bình quân 62,7% một năm, đạt 1,11 bài trên một giảng viên năm 2025; 6 trên 9 chỉ tiêu khoa học công nghệ xác định được của Kế hoạch 07/KH-ĐHTĐ đạt hoặc vượt; ba đề tài cấp quốc gia với tổng kinh phí 4,67 tỷ đồng được phê duyệt.</w:t>
+        <w:t>Thứ ba, năng lực nghiên cứu tăng nhanh: số bài báo tăng bình quân 62,7% một năm, tương đương 1,11 bài năm 2025 trên một giảng viên nếu tính theo danh sách giảng viên năm 2026; 6 trên 9 chỉ tiêu khoa học công nghệ xác định được của Kế hoạch 07/KH-ĐHTĐ đạt hoặc vượt; ba đề tài cấp quốc gia với tổng kinh phí 4,67 tỷ đồng được phê duyệt.</w:t>
       </w:r>
     </w:p>
     <w:p>
@@ -10452,7 +10452,7 @@
         <w:rPr>
           <w:szCs w:val="26"/>
         </w:rPr>
-        <w:t>Về quy trình, đây là khoảng trống kỹ thuật cốt lõi: thiếu một biểu mẫu rà soát tại thời điểm nghiệm thu. Biểu mẫu hiện hành ghi nhận tình trạng đăng ký nhưng chưa yêu cầu sàng lọc khả năng bảo hộ và tình trạng bộc lộ, nên việc khởi động thủ tục phụ thuộc nhiều vào sự chủ động của chủ nhiệm đề tài khi nộp hồ sơ tại Phòng Khoa học Công nghệ theo Điều 35 Quyết định 213; mức độ thực hiện nhiệm vụ nhận diện của Phòng theo Điều 11 Quyết định 217 chưa được đánh giá.</w:t>
+        <w:t>Về quy trình, trong hồ sơ được tiếp cận chưa thấy biểu mẫu rà soát khả năng bảo hộ tại thời điểm nghiệm thu, và đây có thể là một yếu tố cản trở. Biểu mẫu hiện hành ghi nhận tình trạng đăng ký nhưng chưa yêu cầu sàng lọc khả năng bảo hộ và tình trạng bộc lộ, nên việc khởi động thủ tục phụ thuộc nhiều vào sự chủ động của chủ nhiệm đề tài khi nộp hồ sơ tại Phòng Khoa học Công nghệ theo Điều 35 Quyết định 213; mức độ thực hiện nhiệm vụ nhận diện của Phòng theo Điều 11 Quyết định 217 chưa được đánh giá.</w:t>
       </w:r>
     </w:p>
     <w:p>
@@ -10530,7 +10530,7 @@
         <w:rPr>
           <w:szCs w:val="26"/>
         </w:rPr>
-        <w:t>Về con người, lực lượng nghiên cứu nòng cốt còn mỏng so với quy mô và chưa được bồi dưỡng chuyên sâu về nhận diện, bảo hộ tài sản trí tuệ.</w:t>
+        <w:t>Về con người, phân tích thăm dò trên danh sách nhân sự năm 2026 cho thấy hoạt động công bố tập trung ở một nhóm tương đối nhỏ; hồ sơ chưa ghi nhận chương trình bồi dưỡng chuyên sâu về nhận diện, bảo hộ tài sản trí tuệ.</w:t>
       </w:r>
     </w:p>
     <w:p>
@@ -10666,7 +10666,7 @@
         <w:rPr>
           <w:szCs w:val="26"/>
         </w:rPr>
-        <w:t>Về khách quan, pháp luật thay đổi dồn dập trong giai đoạn 2025 - 2026 tạo ra độ trễ thể chế đối với các quy chế ban hành trước đó, làm phát sinh nhu cầu rà soát phạm vi áp dụng từ cuối năm 2025. Về chủ quan, Đề tài nhận định khoảng trống kỹ thuật cốt lõi là thiếu một biểu mẫu rà soát tại thời điểm nghiệm thu, cùng với việc chưa có dự toán riêng cho bước đăng ký, chưa thống nhất cách hiểu và thứ tự áp dụng các quy định về lợi ích của tác giả, và chưa có dữ liệu liên thông; các nhận định này cần được kiểm chứng trong quá trình triển khai. Đây là căn cứ để Chương 3 đề xuất hệ thống giải pháp, trong đó bước sàng lọc tại nghiệm thu và trước khi công bố, cùng việc hoàn thiện quy chế theo phạm vi áp dụng của luật mới, là hai điểm ưu tiên.</w:t>
+        <w:t>Về khách quan, pháp luật thay đổi dồn dập trong giai đoạn 2025 - 2026 tạo ra độ trễ thể chế đối với các quy chế ban hành trước đó, làm phát sinh nhu cầu rà soát phạm vi áp dụng từ cuối năm 2025. Về chủ quan, Đề tài nêu giả thuyết rằng một số yếu tố có thể đang cản trở việc chuyển kết quả thành đơn: trong hồ sơ được tiếp cận chưa thấy biểu mẫu rà soát khả năng bảo hộ tại thời điểm nghiệm thu và chưa thấy dự toán riêng cho bước đăng ký; cách hiểu và thứ tự áp dụng các quy định về lợi ích của tác giả chưa được thống nhất; dữ liệu chưa liên thông. Hồ sơ hiện có chưa đủ để xác định yếu tố nào là nguyên nhân chính; các giả thuyết này cần được kiểm chứng trong quá trình triển khai. Đây là căn cứ để Chương 3 đề xuất hệ thống giải pháp, trong đó bước sàng lọc tại nghiệm thu và trước khi công bố, cùng việc hoàn thiện quy chế theo phạm vi áp dụng của luật mới, là hai điểm ưu tiên.</w:t>
       </w:r>
     </w:p>
     <w:sectPr>
